--- a/BP/BP初稿4.docx
+++ b/BP/BP初稿4.docx
@@ -9845,6 +9845,7 @@
       <w:pPr>
         <w:pStyle w:val="a0"/>
         <w:rPr>
+          <w:color w:val="FF0000"/>
           <w:sz w:val="28"/>
           <w:szCs w:val="36"/>
           <w:lang w:eastAsia="zh-CN"/>
@@ -9852,6 +9853,7 @@
       </w:pPr>
       <w:r>
         <w:rPr>
+          <w:color w:val="FF0000"/>
           <w:sz w:val="28"/>
           <w:szCs w:val="36"/>
           <w:lang w:eastAsia="zh-CN"/>
@@ -9863,6 +9865,7 @@
       <w:pPr>
         <w:pStyle w:val="a0"/>
         <w:rPr>
+          <w:color w:val="FF0000"/>
           <w:sz w:val="28"/>
           <w:szCs w:val="36"/>
           <w:lang w:eastAsia="zh-CN"/>
@@ -9870,6 +9873,7 @@
       </w:pPr>
       <w:r>
         <w:rPr>
+          <w:color w:val="FF0000"/>
           <w:sz w:val="28"/>
           <w:szCs w:val="36"/>
           <w:lang w:eastAsia="zh-CN"/>
@@ -9881,12 +9885,14 @@
       <w:pPr>
         <w:pStyle w:val="a0"/>
         <w:rPr>
+          <w:color w:val="FF0000"/>
           <w:sz w:val="28"/>
           <w:szCs w:val="36"/>
         </w:rPr>
       </w:pPr>
       <w:r>
         <w:rPr>
+          <w:color w:val="FF0000"/>
           <w:sz w:val="28"/>
           <w:szCs w:val="36"/>
         </w:rPr>
@@ -9895,6 +9901,7 @@
       <w:proofErr w:type="spellStart"/>
       <w:r>
         <w:rPr>
+          <w:color w:val="FF0000"/>
           <w:sz w:val="28"/>
           <w:szCs w:val="36"/>
         </w:rPr>
@@ -9903,6 +9910,7 @@
       <w:proofErr w:type="spellEnd"/>
       <w:r>
         <w:rPr>
+          <w:color w:val="FF0000"/>
           <w:sz w:val="28"/>
           <w:szCs w:val="36"/>
         </w:rPr>
@@ -9911,6 +9919,7 @@
       <w:proofErr w:type="spellStart"/>
       <w:r>
         <w:rPr>
+          <w:color w:val="FF0000"/>
           <w:sz w:val="28"/>
           <w:szCs w:val="36"/>
         </w:rPr>
@@ -9919,6 +9928,7 @@
       <w:proofErr w:type="spellEnd"/>
       <w:r>
         <w:rPr>
+          <w:color w:val="FF0000"/>
           <w:sz w:val="28"/>
           <w:szCs w:val="36"/>
         </w:rPr>
@@ -10552,6 +10562,7 @@
     <w:p>
       <w:pPr>
         <w:rPr>
+          <w:color w:val="FF0000"/>
           <w:sz w:val="28"/>
           <w:szCs w:val="36"/>
           <w:lang w:eastAsia="zh-CN"/>
@@ -10559,6 +10570,7 @@
       </w:pPr>
       <w:r>
         <w:rPr>
+          <w:color w:val="FF0000"/>
           <w:sz w:val="28"/>
           <w:szCs w:val="36"/>
           <w:lang w:eastAsia="zh-CN"/>
@@ -10569,6 +10581,7 @@
     <w:p>
       <w:pPr>
         <w:rPr>
+          <w:color w:val="FF0000"/>
           <w:sz w:val="28"/>
           <w:szCs w:val="36"/>
           <w:lang w:eastAsia="zh-CN"/>
@@ -10576,6 +10589,7 @@
       </w:pPr>
       <w:r>
         <w:rPr>
+          <w:color w:val="FF0000"/>
           <w:sz w:val="28"/>
           <w:szCs w:val="36"/>
           <w:lang w:eastAsia="zh-CN"/>
@@ -15531,6 +15545,7 @@
       <w:pPr>
         <w:ind w:left="454"/>
         <w:rPr>
+          <w:color w:val="FF0000"/>
           <w:sz w:val="28"/>
           <w:szCs w:val="36"/>
           <w:lang w:eastAsia="zh-CN"/>
@@ -15539,7 +15554,7 @@
       <w:r>
         <w:rPr>
           <w:i/>
-          <w:color w:val="444488"/>
+          <w:color w:val="FF0000"/>
           <w:sz w:val="36"/>
           <w:szCs w:val="36"/>
           <w:lang w:eastAsia="zh-CN"/>
@@ -15551,6 +15566,7 @@
       <w:pPr>
         <w:ind w:left="454"/>
         <w:rPr>
+          <w:color w:val="FF0000"/>
           <w:sz w:val="28"/>
           <w:szCs w:val="36"/>
           <w:lang w:eastAsia="zh-CN"/>
@@ -15559,7 +15575,7 @@
       <w:r>
         <w:rPr>
           <w:i/>
-          <w:color w:val="444488"/>
+          <w:color w:val="FF0000"/>
           <w:sz w:val="36"/>
           <w:szCs w:val="36"/>
           <w:lang w:eastAsia="zh-CN"/>
@@ -15570,7 +15586,7 @@
       <w:r>
         <w:rPr>
           <w:i/>
-          <w:color w:val="444488"/>
+          <w:color w:val="FF0000"/>
           <w:sz w:val="36"/>
           <w:szCs w:val="36"/>
           <w:lang w:eastAsia="zh-CN"/>
@@ -15581,7 +15597,7 @@
       <w:r>
         <w:rPr>
           <w:i/>
-          <w:color w:val="444488"/>
+          <w:color w:val="FF0000"/>
           <w:sz w:val="36"/>
           <w:szCs w:val="36"/>
           <w:lang w:eastAsia="zh-CN"/>
@@ -15593,6 +15609,7 @@
       <w:pPr>
         <w:ind w:left="454"/>
         <w:rPr>
+          <w:color w:val="FF0000"/>
           <w:sz w:val="28"/>
           <w:szCs w:val="36"/>
           <w:lang w:eastAsia="zh-CN"/>
@@ -15601,7 +15618,7 @@
       <w:r>
         <w:rPr>
           <w:i/>
-          <w:color w:val="444488"/>
+          <w:color w:val="FF0000"/>
           <w:sz w:val="36"/>
           <w:szCs w:val="36"/>
           <w:lang w:eastAsia="zh-CN"/>
